--- a/Assignments/Physics 441 Assignments 3.docx
+++ b/Assignments/Physics 441 Assignments 3.docx
@@ -226,268 +226,132 @@
     <w:p>
       <w:pPr>
         <w:pStyle w:val="ListParagraph"/>
-        <w:numPr>
-          <w:ilvl w:val="0"/>
-          <w:numId w:val="10"/>
-        </w:numPr>
-        <w:rPr>
-          <w:sz w:val="22"/>
-          <w:szCs w:val="22"/>
-        </w:rPr>
-      </w:pPr>
-      <w:r>
-        <w:rPr>
-          <w:sz w:val="22"/>
-          <w:szCs w:val="22"/>
-        </w:rPr>
-        <w:t>Solving Differential Equations with Various Methods</w:t>
+        <w:ind w:left="360" w:hanging="360"/>
+      </w:pPr>
+      <w:r>
+        <w:rPr>
+          <w:b/>
+        </w:rPr>
+        <w:t>2. Investigating a Pseudorandom Number Generator</w:t>
       </w:r>
     </w:p>
     <w:p>
       <w:pPr>
-        <w:ind w:left="360"/>
-        <w:rPr>
-          <w:sz w:val="22"/>
-          <w:szCs w:val="22"/>
-        </w:rPr>
-      </w:pPr>
-      <w:r>
-        <w:rPr>
-          <w:sz w:val="22"/>
-          <w:szCs w:val="22"/>
-        </w:rPr>
-        <w:t xml:space="preserve">Modify </w:t>
-      </w:r>
-      <w:proofErr w:type="spellStart"/>
-      <w:r>
-        <w:rPr>
-          <w:sz w:val="22"/>
-          <w:szCs w:val="22"/>
-        </w:rPr>
-        <w:t>graph_runge_kutta_</w:t>
-      </w:r>
-      <w:proofErr w:type="gramStart"/>
-      <w:r>
-        <w:rPr>
-          <w:sz w:val="22"/>
-          <w:szCs w:val="22"/>
-        </w:rPr>
-        <w:t>example.ipynb</w:t>
-      </w:r>
-      <w:proofErr w:type="spellEnd"/>
-      <w:proofErr w:type="gramEnd"/>
-      <w:r>
-        <w:rPr>
-          <w:sz w:val="22"/>
-          <w:szCs w:val="22"/>
-        </w:rPr>
-        <w:t xml:space="preserve"> (in the Week5 folder) to solve the following differential equation initial value problem:</w:t>
+        <w:pStyle w:val="Normal"/>
+      </w:pPr>
+      <w:r>
+        <w:t>The supplied notebook called mersenne_twister_investigation.ipynb (in the Week6/MersenneTwister folder) uses NumPy's implementation of the Mersenne Twister algorithm. Although its output appears random, the sequence is generated deterministically from an initial seed. Use the working code in the notebook to complete the following investigation. You do not need to implement the Mersenne Twister algorithm.</w:t>
       </w:r>
     </w:p>
     <w:p>
       <w:pPr>
-        <w:ind w:left="3240" w:firstLine="360"/>
-        <w:rPr>
-          <w:sz w:val="22"/>
-          <w:szCs w:val="22"/>
-          <w:vertAlign w:val="superscript"/>
-        </w:rPr>
-      </w:pPr>
-      <w:proofErr w:type="spellStart"/>
-      <w:r>
-        <w:rPr>
-          <w:sz w:val="22"/>
-          <w:szCs w:val="22"/>
-        </w:rPr>
-        <w:t>dy</w:t>
-      </w:r>
-      <w:proofErr w:type="spellEnd"/>
-      <w:r>
-        <w:rPr>
-          <w:sz w:val="22"/>
-          <w:szCs w:val="22"/>
-        </w:rPr>
-        <w:t>/dt = t y</w:t>
-      </w:r>
-      <w:r>
-        <w:rPr>
-          <w:sz w:val="22"/>
-          <w:szCs w:val="22"/>
-          <w:vertAlign w:val="superscript"/>
-        </w:rPr>
-        <w:t>2</w:t>
+        <w:pStyle w:val="ListParagraph"/>
+      </w:pPr>
+      <w:r>
+        <w:t>a) Run two generators using the same seed and compare their first ten values. Change the seed and repeat the comparison. Explain what the results demonstrate about pseudorandom numbers and reproducibility.</w:t>
       </w:r>
     </w:p>
     <w:p>
       <w:pPr>
-        <w:ind w:left="3240" w:firstLine="360"/>
-        <w:rPr>
-          <w:sz w:val="22"/>
-          <w:szCs w:val="22"/>
-        </w:rPr>
-      </w:pPr>
-      <w:proofErr w:type="gramStart"/>
-      <w:r>
-        <w:rPr>
-          <w:sz w:val="22"/>
-          <w:szCs w:val="22"/>
-        </w:rPr>
-        <w:t>y(</w:t>
-      </w:r>
-      <w:proofErr w:type="gramEnd"/>
-      <w:r>
-        <w:rPr>
-          <w:sz w:val="22"/>
-          <w:szCs w:val="22"/>
-        </w:rPr>
-        <w:t>0) = 1</w:t>
+        <w:pStyle w:val="ListParagraph"/>
+      </w:pPr>
+      <w:r>
+        <w:t>b) Generate N uniformly distributed numbers between zero and one for N = 100, 1,000, 10,000, and 100,000. For each sample, plot a histogram and calculate the sample mean and variance. Compare them with the theoretical values</w:t>
       </w:r>
     </w:p>
     <w:p>
       <w:pPr>
-        <w:ind w:left="360"/>
-        <w:rPr>
-          <w:sz w:val="22"/>
-          <w:szCs w:val="22"/>
-        </w:rPr>
-      </w:pPr>
-      <w:r>
-        <w:rPr>
-          <w:sz w:val="22"/>
-          <w:szCs w:val="22"/>
-        </w:rPr>
-        <w:t xml:space="preserve">You can use </w:t>
-      </w:r>
-      <w:proofErr w:type="spellStart"/>
-      <w:r>
-        <w:rPr>
-          <w:sz w:val="22"/>
-          <w:szCs w:val="22"/>
-        </w:rPr>
-        <w:t>WolframAlpha</w:t>
-      </w:r>
-      <w:proofErr w:type="spellEnd"/>
-      <w:r>
-        <w:rPr>
-          <w:sz w:val="22"/>
-          <w:szCs w:val="22"/>
-        </w:rPr>
-        <w:t>, for example, to get the exact solution.  Evaluate (if possible) the following:</w:t>
-      </w:r>
+        <w:pStyle w:val="Normal"/>
+        <w:jc w:val="center"/>
+      </w:pPr>
+      <m:oMathPara>
+        <m:oMath>
+          <m:r>
+            <m:t>μ = </m:t>
+          </m:r>
+          <m:f>
+            <m:num>
+              <m:r>
+                <m:t>1</m:t>
+              </m:r>
+            </m:num>
+            <m:den>
+              <m:r>
+                <m:t>2</m:t>
+              </m:r>
+            </m:den>
+          </m:f>
+          <m:r>
+            <m:t>,    </m:t>
+          </m:r>
+          <m:sSup>
+            <m:e>
+              <m:r>
+                <m:t>σ</m:t>
+              </m:r>
+            </m:e>
+            <m:sup>
+              <m:r>
+                <m:t>2</m:t>
+              </m:r>
+            </m:sup>
+          </m:sSup>
+          <m:r>
+            <m:t> = </m:t>
+          </m:r>
+          <m:f>
+            <m:num>
+              <m:r>
+                <m:t>1</m:t>
+              </m:r>
+            </m:num>
+            <m:den>
+              <m:r>
+                <m:t>12</m:t>
+              </m:r>
+            </m:den>
+          </m:f>
+          <m:r>
+            <m:t>.</m:t>
+          </m:r>
+        </m:oMath>
+      </m:oMathPara>
     </w:p>
     <w:p>
       <w:pPr>
         <w:pStyle w:val="ListParagraph"/>
-        <w:numPr>
-          <w:ilvl w:val="0"/>
-          <w:numId w:val="12"/>
-        </w:numPr>
-        <w:rPr>
-          <w:sz w:val="22"/>
-          <w:szCs w:val="22"/>
-        </w:rPr>
-      </w:pPr>
-      <w:proofErr w:type="gramStart"/>
-      <w:r>
-        <w:rPr>
-          <w:sz w:val="22"/>
-          <w:szCs w:val="22"/>
-        </w:rPr>
-        <w:t>y(</w:t>
-      </w:r>
-      <w:proofErr w:type="gramEnd"/>
-      <w:r>
-        <w:rPr>
-          <w:sz w:val="22"/>
-          <w:szCs w:val="22"/>
-        </w:rPr>
-        <w:t>1)</w:t>
+      </w:pPr>
+      <w:r>
+        <w:t>c) Plot the absolute errors in the sample mean and variance as functions of N, using logarithmic scales where appropriate. Describe how the agreement with the theoretical values changes as the sample size increases.</w:t>
       </w:r>
     </w:p>
     <w:p>
       <w:pPr>
         <w:pStyle w:val="ListParagraph"/>
-        <w:numPr>
-          <w:ilvl w:val="0"/>
-          <w:numId w:val="12"/>
-        </w:numPr>
-        <w:rPr>
-          <w:sz w:val="22"/>
-          <w:szCs w:val="22"/>
-        </w:rPr>
-      </w:pPr>
-      <w:proofErr w:type="gramStart"/>
-      <w:r>
-        <w:rPr>
-          <w:sz w:val="22"/>
-          <w:szCs w:val="22"/>
-        </w:rPr>
-        <w:t>y(</w:t>
-      </w:r>
-      <w:proofErr w:type="gramEnd"/>
-      <w:r>
-        <w:rPr>
-          <w:sz w:val="22"/>
-          <w:szCs w:val="22"/>
-        </w:rPr>
-        <w:t>1.4)</w:t>
+      </w:pPr>
+      <w:r>
+        <w:t>d) Explain why pseudorandom-number generators are useful in scientific simulations, why recording the seed is important, and why passing these simple tests does not prove that a generator is perfectly random.</w:t>
       </w:r>
     </w:p>
     <w:p>
       <w:pPr>
-        <w:pStyle w:val="ListParagraph"/>
-        <w:numPr>
-          <w:ilvl w:val="0"/>
-          <w:numId w:val="12"/>
-        </w:numPr>
-        <w:rPr>
-          <w:sz w:val="22"/>
-          <w:szCs w:val="22"/>
-        </w:rPr>
-      </w:pPr>
-      <w:proofErr w:type="gramStart"/>
-      <w:r>
-        <w:rPr>
-          <w:sz w:val="22"/>
-          <w:szCs w:val="22"/>
-        </w:rPr>
-        <w:t>y(</w:t>
-      </w:r>
-      <w:proofErr w:type="gramEnd"/>
-      <w:r>
-        <w:rPr>
-          <w:sz w:val="22"/>
-          <w:szCs w:val="22"/>
-        </w:rPr>
-        <w:t>2)</w:t>
-      </w:r>
+        <w:pStyle w:val="Normal"/>
+      </w:pPr>
     </w:p>
     <w:p>
       <w:pPr>
-        <w:rPr>
-          <w:sz w:val="22"/>
-          <w:szCs w:val="22"/>
-        </w:rPr>
-      </w:pPr>
-    </w:p>
-    <w:p>
-      <w:pPr>
         <w:pStyle w:val="ListParagraph"/>
-        <w:numPr>
-          <w:ilvl w:val="0"/>
-          <w:numId w:val="10"/>
-        </w:numPr>
-        <w:rPr>
-          <w:sz w:val="22"/>
-          <w:szCs w:val="22"/>
-        </w:rPr>
-      </w:pPr>
-      <w:r>
-        <w:rPr>
-          <w:sz w:val="22"/>
-          <w:szCs w:val="22"/>
-        </w:rPr>
-        <w:t>Consider the following method to evaluate the central probability in Bertrand’s Paradox:</w:t>
+        <w:rPr>
+          <w:sz w:val="22"/>
+          <w:szCs w:val="22"/>
+        </w:rPr>
+        <w:ind w:left="360" w:hanging="360"/>
+      </w:pPr>
+      <w:r>
+        <w:rPr>
+          <w:b/>
+        </w:rPr>
+        <w:t>3. Consider the following method to evaluate the central probability in Bertrand’s Paradox:</w:t>
       </w:r>
     </w:p>
     <w:p>
